--- a/templates/monimoi/apofasi/anapirias.docx
+++ b/templates/monimoi/apofasi/anapirias.docx
@@ -797,7 +797,9 @@
           <w:sz w:val="22"/>
           <w:szCs w:val="22"/>
         </w:rPr>
-        <w:t xml:space="preserve">                                                                                                            </w:t>
+        <w:t xml:space="preserve"/>
+        <w:br/>
+        <w:t xml:space="preserve"/>
       </w:r>
       <w:r>
         <w:rPr>
@@ -885,7 +887,9 @@
           <w:sz w:val="22"/>
           <w:szCs w:val="22"/>
         </w:rPr>
-        <w:t xml:space="preserve">                                                                                                                                                                                                                    </w:t>
+        <w:t xml:space="preserve"/>
+        <w:br/>
+        <w:t xml:space="preserve"/>
       </w:r>
       <w:r>
         <w:rPr>
@@ -901,7 +905,9 @@
           <w:sz w:val="22"/>
           <w:szCs w:val="22"/>
         </w:rPr>
-        <w:t xml:space="preserve">                                                                                                                                                              </w:t>
+        <w:t xml:space="preserve"/>
+        <w:br/>
+        <w:t xml:space="preserve"/>
       </w:r>
       <w:r>
         <w:rPr>
@@ -953,7 +959,9 @@
           <w:sz w:val="22"/>
           <w:szCs w:val="22"/>
         </w:rPr>
-        <w:t xml:space="preserve">                                                                         5</w:t>
+        <w:t xml:space="preserve"/>
+        <w:br/>
+        <w:t xml:space="preserve">5</w:t>
       </w:r>
       <w:r>
         <w:rPr>
@@ -970,7 +978,9 @@
           <w:sz w:val="22"/>
           <w:szCs w:val="22"/>
         </w:rPr>
-        <w:t xml:space="preserve">υπ' αριθμ. {{ protokollo_aitisis }} αίτηση {{ tou_tis }} {{ endiaferomenou }}.                                                                                       6. Το πιστοποιητικό του Κ.Ε.Π.Α. για χορήγηση {{ imeres_kepa }}</w:t>
+        <w:t xml:space="preserve">υπ' αριθμ. {{ protokollo_aitisis }} αίτηση {{ tou_tis }} {{ endiaferomenou }}.</w:t>
+        <w:br/>
+        <w:t xml:space="preserve">6. Το πιστοποιητικό του Κ.Ε.Π.Α. για χορήγηση {{ imeres_kepa }}</w:t>
       </w:r>
       <w:proofErr w:type="spellEnd"/>
       <w:r>
@@ -1192,7 +1202,7 @@
           <w:rFonts w:asciiTheme="minorHAnsi" w:hAnsiTheme="minorHAnsi" w:cstheme="minorHAnsi"/>
           <w:sz w:val="24"/>
         </w:rPr>
-        <w:t xml:space="preserve">{{ ston_stin }} κ. {{ onomateponymo }} του {{ patronymo }}, εκπαιδευτικό κλάδου {{ klados }}-{{ klados_perigrafi }} του {{ sxoleio_gen }}, με ΑΜ: {{ am }} ειδική άδεια αναπηρίας {{ imeres_olografos }} ({{ imeres_arithmitika }}) ημερών  από {{ imerominia_apo }} έως {{ imerominia_eos }}</w:t>
+        <w:t xml:space="preserve">{{ ston_stin }} κ. {{ onomateponymo_ait }} του {{ patronymo }}, εκπαιδευτικό κλάδου {{ klados }}-{{ klados_perigrafi }} του {{ sxoleio_gen }}, με ΑΜ: {{ am }} ειδική άδεια αναπηρίας {{ imeres_olografos }} ({{ imeres_arithmitika }}) ημερών  από {{ imerominia_apo }} έως {{ imerominia_eos }}</w:t>
       </w:r>
       <w:r>
         <w:rPr>
